--- a/backend/templates/FORMATO CERTIFICADO DEL SUPERVISOR.docx
+++ b/backend/templates/FORMATO CERTIFICADO DEL SUPERVISOR.docx
@@ -389,92 +389,130 @@
               <w:rPr>
                 <w:rFonts w:ascii="Arial" w:hAnsi="Arial" w:cs="Arial"/>
                 <w:b w:val="0"/>
+                <w:bCs/>
                 <w:sz w:val="18"/>
                 <w:szCs w:val="18"/>
                 <w:u w:val="single"/>
-              </w:rPr>
-              <w:t>____</w:t>
-            </w:r>
+                <w:lang w:val="es-ES"/>
+              </w:rPr>
+              <w:t>{</w:t>
+            </w:r>
+            <w:proofErr w:type="spellStart"/>
             <w:r>
               <w:rPr>
                 <w:rFonts w:ascii="Arial" w:hAnsi="Arial" w:cs="Arial"/>
                 <w:b w:val="0"/>
+                <w:bCs/>
                 <w:sz w:val="18"/>
                 <w:szCs w:val="18"/>
                 <w:u w:val="single"/>
+                <w:lang w:val="es-ES"/>
+              </w:rPr>
+              <w:t>contractorName</w:t>
+            </w:r>
+            <w:proofErr w:type="spellEnd"/>
+            <w:r>
+              <w:rPr>
+                <w:rFonts w:ascii="Arial" w:hAnsi="Arial" w:cs="Arial"/>
+                <w:b w:val="0"/>
+                <w:bCs/>
+                <w:sz w:val="18"/>
+                <w:szCs w:val="18"/>
+                <w:u w:val="single"/>
+                <w:lang w:val="es-ES"/>
+              </w:rPr>
+              <w:t>}</w:t>
+            </w:r>
+          </w:p>
+          <w:p>
+            <w:pPr>
+              <w:rPr>
+                <w:rFonts w:ascii="Arial" w:hAnsi="Arial" w:cs="Arial"/>
+              </w:rPr>
+            </w:pPr>
+          </w:p>
+          <w:p>
+            <w:pPr>
+              <w:rPr>
+                <w:rFonts w:ascii="Arial" w:hAnsi="Arial" w:cs="Arial"/>
+                <w:b/>
+                <w:sz w:val="18"/>
+                <w:szCs w:val="18"/>
+                <w:lang w:val="es-CO" w:eastAsia="es-CO"/>
+              </w:rPr>
+            </w:pPr>
+            <w:r>
+              <w:rPr>
+                <w:rFonts w:ascii="Arial" w:hAnsi="Arial" w:cs="Arial"/>
+                <w:b/>
+                <w:sz w:val="18"/>
+                <w:szCs w:val="18"/>
+                <w:lang w:val="es-CO" w:eastAsia="es-CO"/>
+              </w:rPr>
+              <w:t xml:space="preserve">No. DE IDENTIFICACIÓN DEL </w:t>
+            </w:r>
+            <w:proofErr w:type="gramStart"/>
+            <w:r>
+              <w:rPr>
+                <w:rFonts w:ascii="Arial" w:hAnsi="Arial" w:cs="Arial"/>
+                <w:b/>
+                <w:sz w:val="18"/>
+                <w:szCs w:val="18"/>
+                <w:lang w:val="es-CO" w:eastAsia="es-CO"/>
+              </w:rPr>
+              <w:t>CONTRATISTA :</w:t>
+            </w:r>
+            <w:proofErr w:type="gramEnd"/>
+            <w:r>
+              <w:rPr>
+                <w:rFonts w:ascii="Arial" w:hAnsi="Arial" w:cs="Arial"/>
+                <w:b/>
+                <w:sz w:val="18"/>
+                <w:szCs w:val="18"/>
+                <w:lang w:val="es-CO" w:eastAsia="es-CO"/>
               </w:rPr>
               <w:t xml:space="preserve"> </w:t>
             </w:r>
             <w:r>
               <w:rPr>
                 <w:rFonts w:ascii="Arial" w:hAnsi="Arial" w:cs="Arial"/>
-                <w:b w:val="0"/>
+                <w:b/>
+                <w:bCs/>
+                <w:i/>
                 <w:sz w:val="18"/>
                 <w:szCs w:val="18"/>
                 <w:u w:val="single"/>
-              </w:rPr>
-              <w:t>_____________________________</w:t>
-            </w:r>
-          </w:p>
-          <w:p>
-            <w:pPr>
-              <w:rPr>
-                <w:rFonts w:ascii="Arial" w:hAnsi="Arial" w:cs="Arial"/>
-              </w:rPr>
-            </w:pPr>
-          </w:p>
-          <w:p>
-            <w:pPr>
-              <w:rPr>
-                <w:rFonts w:ascii="Arial" w:hAnsi="Arial" w:cs="Arial"/>
-                <w:b/>
-                <w:sz w:val="18"/>
-                <w:szCs w:val="18"/>
-                <w:lang w:val="es-CO" w:eastAsia="es-CO"/>
-              </w:rPr>
-            </w:pPr>
-            <w:r>
-              <w:rPr>
-                <w:rFonts w:ascii="Arial" w:hAnsi="Arial" w:cs="Arial"/>
-                <w:b/>
-                <w:sz w:val="18"/>
-                <w:szCs w:val="18"/>
-                <w:lang w:val="es-CO" w:eastAsia="es-CO"/>
-              </w:rPr>
-              <w:t xml:space="preserve">No. DE IDENTIFICACIÓN DEL </w:t>
-            </w:r>
-            <w:proofErr w:type="gramStart"/>
-            <w:r>
-              <w:rPr>
-                <w:rFonts w:ascii="Arial" w:hAnsi="Arial" w:cs="Arial"/>
-                <w:b/>
-                <w:sz w:val="18"/>
-                <w:szCs w:val="18"/>
-                <w:lang w:val="es-CO" w:eastAsia="es-CO"/>
-              </w:rPr>
-              <w:t>CONTRATISTA :</w:t>
-            </w:r>
-            <w:proofErr w:type="gramEnd"/>
-            <w:r>
-              <w:rPr>
-                <w:rFonts w:ascii="Arial" w:hAnsi="Arial" w:cs="Arial"/>
-                <w:b/>
-                <w:sz w:val="18"/>
-                <w:szCs w:val="18"/>
-                <w:lang w:val="es-CO" w:eastAsia="es-CO"/>
-              </w:rPr>
-              <w:t xml:space="preserve"> </w:t>
-            </w:r>
-            <w:r>
-              <w:rPr>
-                <w:rFonts w:ascii="Arial" w:hAnsi="Arial" w:cs="Arial"/>
+                <w:lang w:eastAsia="es-CO"/>
+              </w:rPr>
+              <w:t>{</w:t>
+            </w:r>
+            <w:proofErr w:type="spellStart"/>
+            <w:r>
+              <w:rPr>
+                <w:rFonts w:ascii="Arial" w:hAnsi="Arial" w:cs="Arial"/>
+                <w:b/>
+                <w:bCs/>
                 <w:i/>
                 <w:sz w:val="18"/>
                 <w:szCs w:val="18"/>
                 <w:u w:val="single"/>
-                <w:lang w:val="es-CO" w:eastAsia="es-CO"/>
-              </w:rPr>
-              <w:t>_________________________</w:t>
+                <w:lang w:eastAsia="es-CO"/>
+              </w:rPr>
+              <w:t>idNumber</w:t>
+            </w:r>
+            <w:proofErr w:type="spellEnd"/>
+            <w:r>
+              <w:rPr>
+                <w:rFonts w:ascii="Arial" w:hAnsi="Arial" w:cs="Arial"/>
+                <w:b/>
+                <w:bCs/>
+                <w:i/>
+                <w:sz w:val="18"/>
+                <w:szCs w:val="18"/>
+                <w:u w:val="single"/>
+                <w:lang w:eastAsia="es-CO"/>
+              </w:rPr>
+              <w:t>}</w:t>
             </w:r>
           </w:p>
           <w:p>
@@ -496,6 +534,91 @@
                 <w:tab w:val="left" w:pos="5940"/>
               </w:tabs>
               <w:rPr>
+                <w:rFonts w:ascii="Arial" w:hAnsi="Arial" w:cs="Arial"/>
+                <w:sz w:val="18"/>
+                <w:szCs w:val="18"/>
+                <w:lang w:val="es-CO"/>
+              </w:rPr>
+            </w:pPr>
+            <w:r>
+              <w:rPr>
+                <w:rFonts w:ascii="Arial" w:hAnsi="Arial" w:cs="Arial"/>
+                <w:b/>
+                <w:sz w:val="18"/>
+                <w:szCs w:val="18"/>
+              </w:rPr>
+              <w:t>CLASE O TIPO DE CONTRATO:</w:t>
+            </w:r>
+            <w:r>
+              <w:rPr>
+                <w:rFonts w:ascii="Arial" w:hAnsi="Arial" w:cs="Arial"/>
+                <w:sz w:val="18"/>
+                <w:szCs w:val="18"/>
+              </w:rPr>
+              <w:t xml:space="preserve"> </w:t>
+            </w:r>
+            <w:r>
+              <w:rPr>
+                <w:rFonts w:ascii="Arial" w:hAnsi="Arial" w:cs="Arial"/>
+                <w:sz w:val="18"/>
+                <w:szCs w:val="18"/>
+                <w:lang w:val="es-CO"/>
+              </w:rPr>
+              <w:t>{</w:t>
+            </w:r>
+            <w:proofErr w:type="spellStart"/>
+            <w:r>
+              <w:rPr>
+                <w:rFonts w:ascii="Arial" w:hAnsi="Arial" w:cs="Arial"/>
+                <w:sz w:val="18"/>
+                <w:szCs w:val="18"/>
+                <w:lang w:val="es-CO"/>
+              </w:rPr>
+              <w:t>contractType</w:t>
+            </w:r>
+            <w:proofErr w:type="spellEnd"/>
+            <w:r>
+              <w:rPr>
+                <w:rFonts w:ascii="Arial" w:hAnsi="Arial" w:cs="Arial"/>
+                <w:sz w:val="18"/>
+                <w:szCs w:val="18"/>
+                <w:lang w:val="es-CO"/>
+              </w:rPr>
+              <w:t>}</w:t>
+            </w:r>
+          </w:p>
+          <w:p>
+            <w:pPr>
+              <w:shd w:val="clear" w:color="auto" w:fill="FFFFFF"/>
+              <w:tabs>
+                <w:tab w:val="left" w:pos="5685"/>
+                <w:tab w:val="left" w:pos="5940"/>
+              </w:tabs>
+              <w:rPr>
+                <w:rFonts w:ascii="Arial" w:hAnsi="Arial" w:cs="Arial"/>
+                <w:sz w:val="18"/>
+                <w:szCs w:val="18"/>
+                <w:lang w:val="es-CO" w:eastAsia="es-CO"/>
+              </w:rPr>
+            </w:pPr>
+            <w:r>
+              <w:rPr>
+                <w:rFonts w:ascii="Arial" w:hAnsi="Arial" w:cs="Arial"/>
+                <w:sz w:val="18"/>
+                <w:szCs w:val="18"/>
+                <w:lang w:val="es-CO" w:eastAsia="es-CO"/>
+              </w:rPr>
+              <w:t xml:space="preserve"> </w:t>
+            </w:r>
+          </w:p>
+          <w:p>
+            <w:pPr>
+              <w:shd w:val="clear" w:color="auto" w:fill="FFFFFF"/>
+              <w:tabs>
+                <w:tab w:val="left" w:pos="5685"/>
+                <w:tab w:val="left" w:pos="5940"/>
+              </w:tabs>
+              <w:rPr>
                 <w:rFonts w:ascii="Arial" w:eastAsia="Arial" w:hAnsi="Arial" w:cs="Arial"/>
                 <w:b/>
                 <w:i/>
@@ -509,55 +632,162 @@
                 <w:b/>
                 <w:sz w:val="18"/>
                 <w:szCs w:val="18"/>
-              </w:rPr>
-              <w:t>CLASE O TIPO DE CONTRATO:</w:t>
-            </w:r>
-            <w:r>
-              <w:rPr>
-                <w:rFonts w:ascii="Arial" w:hAnsi="Arial" w:cs="Arial"/>
-                <w:sz w:val="18"/>
-                <w:szCs w:val="18"/>
+                <w:lang w:val="es-CO" w:eastAsia="es-CO"/>
+              </w:rPr>
+              <w:t>NO. DEL CONTRATO:</w:t>
+            </w:r>
+            <w:r>
+              <w:rPr>
+                <w:rFonts w:ascii="Consolas" w:hAnsi="Consolas" w:cs="Courier New"/>
+                <w:b/>
+                <w:bCs/>
+                <w:color w:val="D0D0D0"/>
+                <w:sz w:val="18"/>
+                <w:szCs w:val="18"/>
+                <w:bdr w:val="single" w:sz="2" w:space="0" w:color="E5E7EB" w:frame="1"/>
+                <w:shd w:val="clear" w:color="auto" w:fill="3C3C3C"/>
               </w:rPr>
               <w:t xml:space="preserve"> </w:t>
             </w:r>
             <w:r>
               <w:rPr>
                 <w:rFonts w:ascii="Arial" w:hAnsi="Arial" w:cs="Arial"/>
-                <w:sz w:val="18"/>
-                <w:szCs w:val="18"/>
-                <w:lang w:val="es-CO" w:eastAsia="es-CO"/>
-              </w:rPr>
-              <w:t xml:space="preserve">_____________________________________________ </w:t>
-            </w:r>
-            <w:r>
-              <w:rPr>
-                <w:rFonts w:ascii="Arial" w:hAnsi="Arial" w:cs="Arial"/>
-                <w:b/>
-                <w:sz w:val="18"/>
-                <w:szCs w:val="18"/>
-                <w:lang w:val="es-CO" w:eastAsia="es-CO"/>
-              </w:rPr>
-              <w:t xml:space="preserve">NO. DEL </w:t>
-            </w:r>
+                <w:b/>
+                <w:bCs/>
+                <w:sz w:val="18"/>
+                <w:szCs w:val="18"/>
+                <w:lang w:eastAsia="es-CO"/>
+              </w:rPr>
+              <w:t>{</w:t>
+            </w:r>
+            <w:proofErr w:type="spellStart"/>
+            <w:r>
+              <w:rPr>
+                <w:rFonts w:ascii="Arial" w:hAnsi="Arial" w:cs="Arial"/>
+                <w:b/>
+                <w:bCs/>
+                <w:sz w:val="18"/>
+                <w:szCs w:val="18"/>
+                <w:lang w:eastAsia="es-CO"/>
+              </w:rPr>
+              <w:t>contractNumber</w:t>
+            </w:r>
+            <w:proofErr w:type="spellEnd"/>
+            <w:r>
+              <w:rPr>
+                <w:rFonts w:ascii="Arial" w:hAnsi="Arial" w:cs="Arial"/>
+                <w:b/>
+                <w:bCs/>
+                <w:sz w:val="18"/>
+                <w:szCs w:val="18"/>
+                <w:lang w:eastAsia="es-CO"/>
+              </w:rPr>
+              <w:t>}</w:t>
+            </w:r>
+          </w:p>
+          <w:p>
+            <w:pPr>
+              <w:rPr>
+                <w:rFonts w:ascii="Arial" w:hAnsi="Arial" w:cs="Arial"/>
+                <w:b/>
+                <w:sz w:val="18"/>
+                <w:szCs w:val="18"/>
+              </w:rPr>
+            </w:pPr>
+            <w:r>
+              <w:rPr>
+                <w:rFonts w:ascii="Arial" w:eastAsia="Arial" w:hAnsi="Arial" w:cs="Arial"/>
+                <w:b/>
+                <w:i/>
+                <w:sz w:val="18"/>
+                <w:szCs w:val="18"/>
+              </w:rPr>
+              <w:t xml:space="preserve"> </w:t>
+            </w:r>
+          </w:p>
+          <w:p>
+            <w:pPr>
+              <w:rPr>
+                <w:rFonts w:ascii="Arial" w:hAnsi="Arial" w:cs="Arial"/>
+                <w:b/>
+                <w:sz w:val="18"/>
+                <w:szCs w:val="18"/>
+              </w:rPr>
+            </w:pPr>
+            <w:r>
+              <w:rPr>
+                <w:rFonts w:ascii="Arial" w:hAnsi="Arial" w:cs="Arial"/>
+                <w:b/>
+                <w:sz w:val="18"/>
+                <w:szCs w:val="18"/>
+              </w:rPr>
+              <w:t xml:space="preserve">FECHA DEL ACTA </w:t>
+            </w:r>
+            <w:r>
+              <w:rPr>
+                <w:rFonts w:ascii="Arial" w:hAnsi="Arial" w:cs="Arial"/>
+                <w:b/>
+                <w:sz w:val="18"/>
+                <w:szCs w:val="18"/>
+              </w:rPr>
+              <w:t>DE INICIO</w:t>
+            </w:r>
+            <w:r>
+              <w:rPr>
+                <w:rFonts w:ascii="Arial" w:hAnsi="Arial" w:cs="Arial"/>
+                <w:b/>
+                <w:sz w:val="18"/>
+                <w:szCs w:val="18"/>
+                <w:u w:val="single"/>
+              </w:rPr>
+              <w:t>:</w:t>
+            </w:r>
+            <w:r>
+              <w:rPr>
+                <w:rFonts w:ascii="Arial" w:hAnsi="Arial" w:cs="Arial"/>
+                <w:sz w:val="18"/>
+                <w:szCs w:val="18"/>
+                <w:u w:val="single"/>
+              </w:rPr>
+              <w:t xml:space="preserve"> </w:t>
+            </w:r>
+            <w:r>
+              <w:rPr>
+                <w:rFonts w:ascii="Arial" w:hAnsi="Arial" w:cs="Arial"/>
+                <w:sz w:val="18"/>
+                <w:szCs w:val="18"/>
+                <w:u w:val="single"/>
+              </w:rPr>
+              <w:t>{</w:t>
+            </w:r>
+            <w:proofErr w:type="spellStart"/>
             <w:proofErr w:type="gramStart"/>
             <w:r>
               <w:rPr>
                 <w:rFonts w:ascii="Arial" w:hAnsi="Arial" w:cs="Arial"/>
-                <w:b/>
-                <w:sz w:val="18"/>
-                <w:szCs w:val="18"/>
-                <w:lang w:val="es-CO" w:eastAsia="es-CO"/>
-              </w:rPr>
-              <w:t>CONTRATO:</w:t>
-            </w:r>
-            <w:r>
-              <w:rPr>
-                <w:rFonts w:ascii="Arial" w:hAnsi="Arial" w:cs="Arial"/>
-                <w:sz w:val="18"/>
-                <w:szCs w:val="18"/>
-                <w:lang w:val="es-CO" w:eastAsia="es-CO"/>
-              </w:rPr>
-              <w:t>_</w:t>
+                <w:sz w:val="18"/>
+                <w:szCs w:val="18"/>
+                <w:u w:val="single"/>
+              </w:rPr>
+              <w:t>startDate</w:t>
+            </w:r>
+            <w:proofErr w:type="spellEnd"/>
+            <w:r>
+              <w:rPr>
+                <w:rFonts w:ascii="Arial" w:hAnsi="Arial" w:cs="Arial"/>
+                <w:sz w:val="18"/>
+                <w:szCs w:val="18"/>
+                <w:u w:val="single"/>
+              </w:rPr>
+              <w:t xml:space="preserve">}  </w:t>
+            </w:r>
+            <w:r>
+              <w:rPr>
+                <w:rFonts w:ascii="Arial" w:hAnsi="Arial" w:cs="Arial"/>
+                <w:sz w:val="18"/>
+                <w:szCs w:val="18"/>
+              </w:rPr>
+              <w:t xml:space="preserve"> </w:t>
             </w:r>
             <w:proofErr w:type="gramEnd"/>
             <w:r>
@@ -565,23 +795,103 @@
                 <w:rFonts w:ascii="Arial" w:hAnsi="Arial" w:cs="Arial"/>
                 <w:sz w:val="18"/>
                 <w:szCs w:val="18"/>
-                <w:lang w:val="es-CO" w:eastAsia="es-CO"/>
-              </w:rPr>
-              <w:t>_________</w:t>
-            </w:r>
-          </w:p>
-          <w:p>
-            <w:pPr>
-              <w:rPr>
-                <w:rFonts w:ascii="Arial" w:hAnsi="Arial" w:cs="Arial"/>
-                <w:b/>
-                <w:sz w:val="18"/>
-                <w:szCs w:val="18"/>
-              </w:rPr>
-            </w:pPr>
-            <w:r>
-              <w:rPr>
-                <w:rFonts w:ascii="Arial" w:eastAsia="Arial" w:hAnsi="Arial" w:cs="Arial"/>
+              </w:rPr>
+              <w:t xml:space="preserve">         </w:t>
+            </w:r>
+            <w:r>
+              <w:rPr>
+                <w:rFonts w:ascii="Arial" w:hAnsi="Arial" w:cs="Arial"/>
+                <w:b/>
+                <w:sz w:val="18"/>
+                <w:szCs w:val="18"/>
+              </w:rPr>
+              <w:t>FECHA DE TERMINACION:</w:t>
+            </w:r>
+            <w:r>
+              <w:rPr>
+                <w:rFonts w:ascii="Arial" w:hAnsi="Arial" w:cs="Arial"/>
+                <w:sz w:val="18"/>
+                <w:szCs w:val="18"/>
+              </w:rPr>
+              <w:t xml:space="preserve"> </w:t>
+            </w:r>
+            <w:r>
+              <w:rPr>
+                <w:rFonts w:ascii="Arial" w:hAnsi="Arial" w:cs="Arial"/>
+                <w:sz w:val="18"/>
+                <w:szCs w:val="18"/>
+              </w:rPr>
+              <w:t>{</w:t>
+            </w:r>
+            <w:proofErr w:type="spellStart"/>
+            <w:r>
+              <w:rPr>
+                <w:rFonts w:ascii="Arial" w:hAnsi="Arial" w:cs="Arial"/>
+                <w:sz w:val="18"/>
+                <w:szCs w:val="18"/>
+              </w:rPr>
+              <w:t>endDate</w:t>
+            </w:r>
+            <w:proofErr w:type="spellEnd"/>
+            <w:r>
+              <w:rPr>
+                <w:rFonts w:ascii="Arial" w:hAnsi="Arial" w:cs="Arial"/>
+                <w:sz w:val="18"/>
+                <w:szCs w:val="18"/>
+              </w:rPr>
+              <w:t>}</w:t>
+            </w:r>
+            <w:r>
+              <w:rPr>
+                <w:rFonts w:ascii="Arial" w:hAnsi="Arial" w:cs="Arial"/>
+                <w:b/>
+                <w:sz w:val="18"/>
+                <w:szCs w:val="18"/>
+              </w:rPr>
+              <w:t xml:space="preserve"> </w:t>
+            </w:r>
+          </w:p>
+          <w:p>
+            <w:pPr>
+              <w:rPr>
+                <w:rFonts w:ascii="Arial" w:hAnsi="Arial" w:cs="Arial"/>
+                <w:b/>
+                <w:sz w:val="18"/>
+                <w:szCs w:val="18"/>
+              </w:rPr>
+            </w:pPr>
+          </w:p>
+          <w:p>
+            <w:pPr>
+              <w:rPr>
+                <w:rFonts w:ascii="Arial" w:hAnsi="Arial" w:cs="Arial"/>
+                <w:b/>
+                <w:sz w:val="18"/>
+                <w:szCs w:val="18"/>
+              </w:rPr>
+            </w:pPr>
+            <w:r>
+              <w:rPr>
+                <w:rFonts w:ascii="Arial" w:hAnsi="Arial" w:cs="Arial"/>
+                <w:b/>
+                <w:sz w:val="18"/>
+                <w:szCs w:val="18"/>
+              </w:rPr>
+              <w:t>CDP</w:t>
+            </w:r>
+            <w:proofErr w:type="gramStart"/>
+            <w:r>
+              <w:rPr>
+                <w:rFonts w:ascii="Arial" w:hAnsi="Arial" w:cs="Arial"/>
+                <w:b/>
+                <w:sz w:val="18"/>
+                <w:szCs w:val="18"/>
+              </w:rPr>
+              <w:t>:</w:t>
+            </w:r>
+            <w:r>
+              <w:rPr>
+                <w:rFonts w:ascii="Arial" w:hAnsi="Arial" w:cs="Arial"/>
                 <w:b/>
                 <w:i/>
                 <w:sz w:val="18"/>
@@ -589,134 +899,281 @@
               </w:rPr>
               <w:t xml:space="preserve"> </w:t>
             </w:r>
-          </w:p>
-          <w:p>
-            <w:pPr>
-              <w:rPr>
-                <w:rFonts w:ascii="Arial" w:hAnsi="Arial" w:cs="Arial"/>
-                <w:b/>
-                <w:sz w:val="18"/>
-                <w:szCs w:val="18"/>
-              </w:rPr>
-            </w:pPr>
-            <w:r>
-              <w:rPr>
-                <w:rFonts w:ascii="Arial" w:hAnsi="Arial" w:cs="Arial"/>
-                <w:b/>
-                <w:sz w:val="18"/>
-                <w:szCs w:val="18"/>
-              </w:rPr>
-              <w:t xml:space="preserve">FECHA DEL ACTA </w:t>
-            </w:r>
-            <w:r>
-              <w:rPr>
-                <w:rFonts w:ascii="Arial" w:hAnsi="Arial" w:cs="Arial"/>
-                <w:b/>
-                <w:sz w:val="18"/>
-                <w:szCs w:val="18"/>
-              </w:rPr>
-              <w:t>DE INICIO</w:t>
-            </w:r>
-            <w:r>
-              <w:rPr>
-                <w:rFonts w:ascii="Arial" w:hAnsi="Arial" w:cs="Arial"/>
-                <w:b/>
+            <w:r>
+              <w:rPr>
+                <w:rFonts w:ascii="Arial" w:hAnsi="Arial" w:cs="Arial"/>
+                <w:i/>
+                <w:sz w:val="18"/>
+                <w:szCs w:val="18"/>
+              </w:rPr>
+              <w:t xml:space="preserve"> </w:t>
+            </w:r>
+            <w:r>
+              <w:rPr>
+                <w:rFonts w:ascii="Arial" w:hAnsi="Arial" w:cs="Arial"/>
+                <w:i/>
+                <w:sz w:val="18"/>
+                <w:szCs w:val="18"/>
+              </w:rPr>
+              <w:t>{</w:t>
+            </w:r>
+            <w:proofErr w:type="spellStart"/>
+            <w:r>
+              <w:rPr>
+                <w:rFonts w:ascii="Arial" w:hAnsi="Arial" w:cs="Arial"/>
+                <w:i/>
+                <w:sz w:val="18"/>
+                <w:szCs w:val="18"/>
+              </w:rPr>
+              <w:t>cdp</w:t>
+            </w:r>
+            <w:proofErr w:type="spellEnd"/>
+            <w:r>
+              <w:rPr>
+                <w:rFonts w:ascii="Arial" w:hAnsi="Arial" w:cs="Arial"/>
+                <w:i/>
+                <w:sz w:val="18"/>
+                <w:szCs w:val="18"/>
+              </w:rPr>
+              <w:t>}</w:t>
+            </w:r>
+            <w:r>
+              <w:rPr>
+                <w:rFonts w:ascii="Arial" w:hAnsi="Arial" w:cs="Arial"/>
+                <w:i/>
                 <w:sz w:val="18"/>
                 <w:szCs w:val="18"/>
                 <w:u w:val="single"/>
               </w:rPr>
+              <w:t xml:space="preserve"> </w:t>
+            </w:r>
+            <w:r>
+              <w:rPr>
+                <w:rFonts w:ascii="Arial" w:hAnsi="Arial" w:cs="Arial"/>
+                <w:b/>
+                <w:i/>
+                <w:sz w:val="18"/>
+                <w:szCs w:val="18"/>
+              </w:rPr>
+              <w:t xml:space="preserve">  </w:t>
+            </w:r>
+            <w:proofErr w:type="gramEnd"/>
+            <w:r>
+              <w:rPr>
+                <w:rFonts w:ascii="Arial" w:hAnsi="Arial" w:cs="Arial"/>
+                <w:b/>
+                <w:i/>
+                <w:sz w:val="18"/>
+                <w:szCs w:val="18"/>
+              </w:rPr>
+              <w:t xml:space="preserve"> </w:t>
+            </w:r>
+            <w:r>
+              <w:rPr>
+                <w:rFonts w:ascii="Arial" w:hAnsi="Arial" w:cs="Arial"/>
+                <w:b/>
+                <w:sz w:val="18"/>
+                <w:szCs w:val="18"/>
+              </w:rPr>
+              <w:t>RP</w:t>
+            </w:r>
+            <w:proofErr w:type="gramStart"/>
+            <w:r>
+              <w:rPr>
+                <w:rFonts w:ascii="Arial" w:hAnsi="Arial" w:cs="Arial"/>
+                <w:b/>
+                <w:sz w:val="18"/>
+                <w:szCs w:val="18"/>
+              </w:rPr>
               <w:t>:</w:t>
             </w:r>
             <w:r>
               <w:rPr>
                 <w:rFonts w:ascii="Arial" w:hAnsi="Arial" w:cs="Arial"/>
+                <w:b/>
+                <w:i/>
+                <w:sz w:val="18"/>
+                <w:szCs w:val="18"/>
+              </w:rPr>
+              <w:t xml:space="preserve"> </w:t>
+            </w:r>
+            <w:r>
+              <w:rPr>
+                <w:rFonts w:ascii="Arial" w:hAnsi="Arial" w:cs="Arial"/>
+                <w:i/>
                 <w:sz w:val="18"/>
                 <w:szCs w:val="18"/>
                 <w:u w:val="single"/>
               </w:rPr>
-              <w:t xml:space="preserve">    _________________________</w:t>
-            </w:r>
-            <w:r>
-              <w:rPr>
-                <w:rFonts w:ascii="Arial" w:hAnsi="Arial" w:cs="Arial"/>
-                <w:sz w:val="18"/>
-                <w:szCs w:val="18"/>
-              </w:rPr>
-              <w:t xml:space="preserve">_          </w:t>
-            </w:r>
-            <w:r>
-              <w:rPr>
-                <w:rFonts w:ascii="Arial" w:hAnsi="Arial" w:cs="Arial"/>
-                <w:b/>
-                <w:sz w:val="18"/>
-                <w:szCs w:val="18"/>
-              </w:rPr>
-              <w:t>FECHA DE TERMINACION:</w:t>
-            </w:r>
-            <w:r>
-              <w:rPr>
-                <w:rFonts w:ascii="Arial" w:hAnsi="Arial" w:cs="Arial"/>
-                <w:sz w:val="18"/>
-                <w:szCs w:val="18"/>
-              </w:rPr>
-              <w:t xml:space="preserve"> ___________________</w:t>
-            </w:r>
-            <w:r>
-              <w:rPr>
-                <w:rFonts w:ascii="Arial" w:hAnsi="Arial" w:cs="Arial"/>
-                <w:b/>
-                <w:sz w:val="18"/>
-                <w:szCs w:val="18"/>
-              </w:rPr>
-              <w:t xml:space="preserve">          </w:t>
-            </w:r>
-          </w:p>
-          <w:p>
-            <w:pPr>
-              <w:rPr>
-                <w:rFonts w:ascii="Arial" w:hAnsi="Arial" w:cs="Arial"/>
-                <w:b/>
-                <w:sz w:val="18"/>
-                <w:szCs w:val="18"/>
-              </w:rPr>
-            </w:pPr>
-          </w:p>
-          <w:p>
-            <w:pPr>
-              <w:rPr>
-                <w:rFonts w:ascii="Arial" w:hAnsi="Arial" w:cs="Arial"/>
-                <w:b/>
-                <w:sz w:val="18"/>
-                <w:szCs w:val="18"/>
-              </w:rPr>
-            </w:pPr>
-            <w:r>
-              <w:rPr>
-                <w:rFonts w:ascii="Arial" w:hAnsi="Arial" w:cs="Arial"/>
-                <w:b/>
-                <w:sz w:val="18"/>
-                <w:szCs w:val="18"/>
-              </w:rPr>
-              <w:t>CDP:</w:t>
-            </w:r>
-            <w:r>
-              <w:rPr>
-                <w:rFonts w:ascii="Arial" w:hAnsi="Arial" w:cs="Arial"/>
-                <w:b/>
+              <w:t xml:space="preserve"> </w:t>
+            </w:r>
+            <w:r>
+              <w:rPr>
+                <w:rFonts w:ascii="Arial" w:hAnsi="Arial" w:cs="Arial"/>
                 <w:i/>
                 <w:sz w:val="18"/>
                 <w:szCs w:val="18"/>
+                <w:u w:val="single"/>
+              </w:rPr>
+              <w:t>{</w:t>
+            </w:r>
+            <w:proofErr w:type="spellStart"/>
+            <w:r>
+              <w:rPr>
+                <w:rFonts w:ascii="Arial" w:hAnsi="Arial" w:cs="Arial"/>
+                <w:i/>
+                <w:sz w:val="18"/>
+                <w:szCs w:val="18"/>
+                <w:u w:val="single"/>
+              </w:rPr>
+              <w:t>rp</w:t>
+            </w:r>
+            <w:proofErr w:type="spellEnd"/>
+            <w:r>
+              <w:rPr>
+                <w:rFonts w:ascii="Arial" w:hAnsi="Arial" w:cs="Arial"/>
+                <w:i/>
+                <w:sz w:val="18"/>
+                <w:szCs w:val="18"/>
+                <w:u w:val="single"/>
+              </w:rPr>
+              <w:t>}</w:t>
+            </w:r>
+            <w:r>
+              <w:rPr>
+                <w:rFonts w:ascii="Arial" w:hAnsi="Arial" w:cs="Arial"/>
+                <w:sz w:val="18"/>
+                <w:szCs w:val="18"/>
+              </w:rPr>
+              <w:t xml:space="preserve">   </w:t>
+            </w:r>
+            <w:proofErr w:type="gramEnd"/>
+            <w:r>
+              <w:rPr>
+                <w:rFonts w:ascii="Arial" w:hAnsi="Arial" w:cs="Arial"/>
+                <w:b/>
+                <w:sz w:val="18"/>
+                <w:szCs w:val="18"/>
+              </w:rPr>
+              <w:t>Código (Rubro Presupuestal</w:t>
+            </w:r>
+            <w:r>
+              <w:rPr>
+                <w:rFonts w:ascii="Arial" w:hAnsi="Arial" w:cs="Arial"/>
+                <w:b/>
+                <w:sz w:val="18"/>
+                <w:szCs w:val="18"/>
+              </w:rPr>
+              <w:t>):</w:t>
+            </w:r>
+            <w:r>
+              <w:rPr>
+                <w:rFonts w:ascii="Arial" w:hAnsi="Arial" w:cs="Arial"/>
+                <w:sz w:val="18"/>
+                <w:szCs w:val="18"/>
               </w:rPr>
               <w:t xml:space="preserve"> </w:t>
             </w:r>
             <w:r>
               <w:rPr>
                 <w:rFonts w:ascii="Arial" w:hAnsi="Arial" w:cs="Arial"/>
+                <w:sz w:val="18"/>
+                <w:szCs w:val="18"/>
+              </w:rPr>
+              <w:t>{rubro}</w:t>
+            </w:r>
+            <w:r>
+              <w:rPr>
+                <w:rFonts w:ascii="Arial" w:hAnsi="Arial" w:cs="Arial"/>
+                <w:sz w:val="18"/>
+                <w:szCs w:val="18"/>
+              </w:rPr>
+              <w:t xml:space="preserve"> </w:t>
+            </w:r>
+          </w:p>
+          <w:p>
+            <w:pPr>
+              <w:rPr>
+                <w:rFonts w:ascii="Arial" w:hAnsi="Arial" w:cs="Arial"/>
+                <w:b/>
+                <w:sz w:val="18"/>
+                <w:szCs w:val="18"/>
+              </w:rPr>
+            </w:pPr>
+          </w:p>
+          <w:p>
+            <w:r>
+              <w:rPr>
+                <w:rFonts w:ascii="Arial" w:hAnsi="Arial" w:cs="Arial"/>
+                <w:b/>
+                <w:sz w:val="18"/>
+                <w:szCs w:val="18"/>
+              </w:rPr>
+              <w:t xml:space="preserve">VALOR TOTAL: </w:t>
+            </w:r>
+            <w:r>
+              <w:rPr>
+                <w:rFonts w:ascii="Arial" w:hAnsi="Arial" w:cs="Arial"/>
+                <w:sz w:val="18"/>
+                <w:szCs w:val="18"/>
+              </w:rPr>
+              <w:t>{</w:t>
+            </w:r>
+            <w:proofErr w:type="spellStart"/>
+            <w:proofErr w:type="gramStart"/>
+            <w:r>
+              <w:rPr>
+                <w:rFonts w:ascii="Arial" w:hAnsi="Arial" w:cs="Arial"/>
+                <w:sz w:val="18"/>
+                <w:szCs w:val="18"/>
+              </w:rPr>
+              <w:t>totalValue</w:t>
+            </w:r>
+            <w:proofErr w:type="spellEnd"/>
+            <w:r>
+              <w:rPr>
+                <w:rFonts w:ascii="Arial" w:hAnsi="Arial" w:cs="Arial"/>
+                <w:sz w:val="18"/>
+                <w:szCs w:val="18"/>
+              </w:rPr>
+              <w:t>}</w:t>
+            </w:r>
+            <w:r>
+              <w:rPr>
+                <w:rFonts w:ascii="Arial" w:hAnsi="Arial" w:cs="Arial"/>
+                <w:sz w:val="18"/>
+                <w:szCs w:val="18"/>
+              </w:rPr>
+              <w:t xml:space="preserve"> </w:t>
+            </w:r>
+            <w:r>
+              <w:rPr>
+                <w:rFonts w:ascii="Arial" w:hAnsi="Arial" w:cs="Arial"/>
+                <w:b/>
+                <w:sz w:val="18"/>
+                <w:szCs w:val="18"/>
+              </w:rPr>
+              <w:t xml:space="preserve"> ENTIDAD</w:t>
+            </w:r>
+            <w:proofErr w:type="gramEnd"/>
+            <w:r>
+              <w:rPr>
+                <w:rFonts w:ascii="Arial" w:hAnsi="Arial" w:cs="Arial"/>
+                <w:b/>
+                <w:sz w:val="18"/>
+                <w:szCs w:val="18"/>
+              </w:rPr>
+              <w:t xml:space="preserve"> BANCARIA:</w:t>
+            </w:r>
+            <w:r>
+              <w:rPr>
+                <w:rFonts w:ascii="Arial" w:hAnsi="Arial" w:cs="Arial"/>
                 <w:i/>
                 <w:sz w:val="18"/>
                 <w:szCs w:val="18"/>
-              </w:rPr>
-              <w:t xml:space="preserve"> _________________</w:t>
+                <w:u w:val="single"/>
+              </w:rPr>
+              <w:t xml:space="preserve"> </w:t>
             </w:r>
             <w:r>
               <w:rPr>
@@ -726,153 +1183,29 @@
                 <w:szCs w:val="18"/>
                 <w:u w:val="single"/>
               </w:rPr>
-              <w:t xml:space="preserve">        </w:t>
-            </w:r>
-            <w:r>
-              <w:rPr>
-                <w:rFonts w:ascii="Arial" w:hAnsi="Arial" w:cs="Arial"/>
-                <w:b/>
+              <w:t>{</w:t>
+            </w:r>
+            <w:proofErr w:type="spellStart"/>
+            <w:r>
+              <w:rPr>
+                <w:rFonts w:ascii="Arial" w:hAnsi="Arial" w:cs="Arial"/>
                 <w:i/>
                 <w:sz w:val="18"/>
                 <w:szCs w:val="18"/>
-              </w:rPr>
-              <w:t xml:space="preserve">         </w:t>
-            </w:r>
-            <w:r>
-              <w:rPr>
-                <w:rFonts w:ascii="Arial" w:hAnsi="Arial" w:cs="Arial"/>
-                <w:b/>
-                <w:sz w:val="18"/>
-                <w:szCs w:val="18"/>
-              </w:rPr>
-              <w:t>RP:</w:t>
-            </w:r>
-            <w:r>
-              <w:rPr>
-                <w:rFonts w:ascii="Arial" w:hAnsi="Arial" w:cs="Arial"/>
-                <w:b/>
+                <w:u w:val="single"/>
+              </w:rPr>
+              <w:t>paymentValue</w:t>
+            </w:r>
+            <w:proofErr w:type="spellEnd"/>
+            <w:r>
+              <w:rPr>
+                <w:rFonts w:ascii="Arial" w:hAnsi="Arial" w:cs="Arial"/>
                 <w:i/>
                 <w:sz w:val="18"/>
                 <w:szCs w:val="18"/>
-              </w:rPr>
-              <w:t xml:space="preserve"> </w:t>
-            </w:r>
-            <w:r>
-              <w:rPr>
-                <w:rFonts w:ascii="Arial" w:hAnsi="Arial" w:cs="Arial"/>
-                <w:i/>
-                <w:sz w:val="18"/>
-                <w:szCs w:val="18"/>
                 <w:u w:val="single"/>
               </w:rPr>
-              <w:t xml:space="preserve"> _______________</w:t>
-            </w:r>
-            <w:r>
-              <w:rPr>
-                <w:rFonts w:ascii="Arial" w:hAnsi="Arial" w:cs="Arial"/>
-                <w:sz w:val="18"/>
-                <w:szCs w:val="18"/>
-              </w:rPr>
-              <w:t xml:space="preserve">_               </w:t>
-            </w:r>
-            <w:r>
-              <w:rPr>
-                <w:rFonts w:ascii="Arial" w:hAnsi="Arial" w:cs="Arial"/>
-                <w:b/>
-                <w:sz w:val="18"/>
-                <w:szCs w:val="18"/>
-              </w:rPr>
-              <w:t>Código (Rubro Presupuestal</w:t>
-            </w:r>
-            <w:r>
-              <w:rPr>
-                <w:rFonts w:ascii="Arial" w:hAnsi="Arial" w:cs="Arial"/>
-                <w:b/>
-                <w:sz w:val="18"/>
-                <w:szCs w:val="18"/>
-              </w:rPr>
-              <w:t>):</w:t>
-            </w:r>
-            <w:r>
-              <w:rPr>
-                <w:rFonts w:ascii="Arial" w:hAnsi="Arial" w:cs="Arial"/>
-                <w:sz w:val="18"/>
-                <w:szCs w:val="18"/>
-              </w:rPr>
-              <w:t xml:space="preserve"> _</w:t>
-            </w:r>
-            <w:r>
-              <w:rPr>
-                <w:rFonts w:ascii="Arial" w:hAnsi="Arial" w:cs="Arial"/>
-                <w:sz w:val="18"/>
-                <w:szCs w:val="18"/>
-              </w:rPr>
-              <w:t xml:space="preserve">________________ </w:t>
-            </w:r>
-          </w:p>
-          <w:p>
-            <w:pPr>
-              <w:rPr>
-                <w:rFonts w:ascii="Arial" w:hAnsi="Arial" w:cs="Arial"/>
-                <w:b/>
-                <w:sz w:val="18"/>
-                <w:szCs w:val="18"/>
-              </w:rPr>
-            </w:pPr>
-          </w:p>
-          <w:p>
-            <w:r>
-              <w:rPr>
-                <w:rFonts w:ascii="Arial" w:hAnsi="Arial" w:cs="Arial"/>
-                <w:b/>
-                <w:sz w:val="18"/>
-                <w:szCs w:val="18"/>
-              </w:rPr>
-              <w:t xml:space="preserve">VALOR TOTAL: </w:t>
-            </w:r>
-            <w:r>
-              <w:rPr>
-                <w:rFonts w:ascii="Arial" w:hAnsi="Arial" w:cs="Arial"/>
-                <w:sz w:val="18"/>
-                <w:szCs w:val="18"/>
-              </w:rPr>
-              <w:t>_</w:t>
-            </w:r>
-            <w:r>
-              <w:rPr>
-                <w:rFonts w:ascii="Arial" w:hAnsi="Arial" w:cs="Arial"/>
-                <w:sz w:val="18"/>
-                <w:szCs w:val="18"/>
-                <w:u w:val="single"/>
-              </w:rPr>
-              <w:t>____________________________</w:t>
-            </w:r>
-            <w:r>
-              <w:rPr>
-                <w:rFonts w:ascii="Arial" w:hAnsi="Arial" w:cs="Arial"/>
-                <w:sz w:val="18"/>
-                <w:szCs w:val="18"/>
-              </w:rPr>
-              <w:t xml:space="preserve">_ </w:t>
-            </w:r>
-            <w:r>
-              <w:rPr>
-                <w:rFonts w:ascii="Arial" w:hAnsi="Arial" w:cs="Arial"/>
-                <w:b/>
-                <w:sz w:val="18"/>
-                <w:szCs w:val="18"/>
-              </w:rPr>
-              <w:t xml:space="preserve">                             ENTIDAD BANCARIA:</w:t>
-            </w:r>
-            <w:r>
-              <w:rPr>
-                <w:rFonts w:ascii="Arial" w:hAnsi="Arial" w:cs="Arial"/>
-                <w:i/>
-                <w:sz w:val="18"/>
-                <w:szCs w:val="18"/>
-                <w:u w:val="single"/>
-              </w:rPr>
-              <w:t xml:space="preserve"> _______________________</w:t>
+              <w:t>}</w:t>
             </w:r>
           </w:p>
           <w:p/>
@@ -892,13 +1225,34 @@
               </w:rPr>
               <w:t xml:space="preserve">VALOR AUTORIZADO PARA EL PAGO: </w:t>
             </w:r>
-            <w:r>
-              <w:rPr>
-                <w:rFonts w:ascii="Arial" w:hAnsi="Arial" w:cs="Arial"/>
-                <w:sz w:val="18"/>
-                <w:szCs w:val="18"/>
-              </w:rPr>
-              <w:t>__________________</w:t>
+            <w:proofErr w:type="gramStart"/>
+            <w:r>
+              <w:rPr>
+                <w:rFonts w:ascii="Arial" w:hAnsi="Arial" w:cs="Arial"/>
+                <w:b/>
+                <w:sz w:val="18"/>
+                <w:szCs w:val="18"/>
+              </w:rPr>
+              <w:t>{}</w:t>
+            </w:r>
+            <w:r>
+              <w:rPr>
+                <w:rFonts w:ascii="Arial" w:hAnsi="Arial" w:cs="Arial"/>
+                <w:b/>
+                <w:sz w:val="18"/>
+                <w:szCs w:val="18"/>
+              </w:rPr>
+              <w:t xml:space="preserve">   </w:t>
+            </w:r>
+            <w:proofErr w:type="gramEnd"/>
+            <w:r>
+              <w:rPr>
+                <w:rFonts w:ascii="Arial" w:hAnsi="Arial" w:cs="Arial"/>
+                <w:b/>
+                <w:sz w:val="18"/>
+                <w:szCs w:val="18"/>
+              </w:rPr>
+              <w:t xml:space="preserve">   CUENTA No:</w:t>
             </w:r>
             <w:r>
               <w:rPr>
@@ -914,36 +1268,29 @@
                 <w:rFonts w:ascii="Arial" w:hAnsi="Arial" w:cs="Arial"/>
                 <w:sz w:val="18"/>
                 <w:szCs w:val="18"/>
-              </w:rPr>
-              <w:t>_</w:t>
-            </w:r>
-            <w:r>
-              <w:rPr>
-                <w:rFonts w:ascii="Arial" w:hAnsi="Arial" w:cs="Arial"/>
-                <w:b/>
-                <w:sz w:val="18"/>
-                <w:szCs w:val="18"/>
-              </w:rPr>
-              <w:t xml:space="preserve">          CUENTA No:</w:t>
-            </w:r>
-            <w:r>
-              <w:rPr>
-                <w:rFonts w:ascii="Arial" w:hAnsi="Arial" w:cs="Arial"/>
-                <w:sz w:val="18"/>
-                <w:szCs w:val="18"/>
                 <w:u w:val="single"/>
               </w:rPr>
-              <w:t xml:space="preserve"> </w:t>
-            </w:r>
-            <w:r>
-              <w:rPr>
-                <w:rFonts w:ascii="Arial" w:hAnsi="Arial" w:cs="Arial"/>
-                <w:i/>
+              <w:t>{</w:t>
+            </w:r>
+            <w:proofErr w:type="spellStart"/>
+            <w:r>
+              <w:rPr>
+                <w:rFonts w:ascii="Arial" w:hAnsi="Arial" w:cs="Arial"/>
                 <w:sz w:val="18"/>
                 <w:szCs w:val="18"/>
                 <w:u w:val="single"/>
               </w:rPr>
-              <w:t>_______________________________</w:t>
+              <w:t>accountNumber</w:t>
+            </w:r>
+            <w:proofErr w:type="spellEnd"/>
+            <w:r>
+              <w:rPr>
+                <w:rFonts w:ascii="Arial" w:hAnsi="Arial" w:cs="Arial"/>
+                <w:sz w:val="18"/>
+                <w:szCs w:val="18"/>
+                <w:u w:val="single"/>
+              </w:rPr>
+              <w:t>}</w:t>
             </w:r>
           </w:p>
           <w:p>
@@ -988,16 +1335,77 @@
                 <w:szCs w:val="18"/>
                 <w:u w:val="single"/>
               </w:rPr>
-              <w:t xml:space="preserve"> ____________________</w:t>
-            </w:r>
-            <w:r>
-              <w:rPr>
-                <w:rFonts w:ascii="Arial" w:hAnsi="Arial" w:cs="Arial"/>
-                <w:b/>
-                <w:sz w:val="18"/>
-                <w:szCs w:val="18"/>
-              </w:rPr>
-              <w:t xml:space="preserve">                                           FORMA DE PAGO: </w:t>
+              <w:t xml:space="preserve"> </w:t>
+            </w:r>
+            <w:r>
+              <w:rPr>
+                <w:rFonts w:ascii="Arial" w:hAnsi="Arial" w:cs="Arial"/>
+                <w:i/>
+                <w:sz w:val="18"/>
+                <w:szCs w:val="18"/>
+                <w:u w:val="single"/>
+              </w:rPr>
+              <w:t>{</w:t>
+            </w:r>
+            <w:proofErr w:type="spellStart"/>
+            <w:r>
+              <w:rPr>
+                <w:rFonts w:ascii="Arial" w:hAnsi="Arial" w:cs="Arial"/>
+                <w:i/>
+                <w:sz w:val="18"/>
+                <w:szCs w:val="18"/>
+                <w:u w:val="single"/>
+              </w:rPr>
+              <w:t>paymentMethod</w:t>
+            </w:r>
+            <w:proofErr w:type="spellEnd"/>
+            <w:r>
+              <w:rPr>
+                <w:rFonts w:ascii="Arial" w:hAnsi="Arial" w:cs="Arial"/>
+                <w:i/>
+                <w:sz w:val="18"/>
+                <w:szCs w:val="18"/>
+                <w:u w:val="single"/>
+              </w:rPr>
+              <w:t>}</w:t>
+            </w:r>
+            <w:r>
+              <w:rPr>
+                <w:rFonts w:ascii="Arial" w:hAnsi="Arial" w:cs="Arial"/>
+                <w:b/>
+                <w:sz w:val="18"/>
+                <w:szCs w:val="18"/>
+              </w:rPr>
+              <w:t xml:space="preserve">                                           </w:t>
+            </w:r>
+          </w:p>
+          <w:p>
+            <w:pPr>
+              <w:rPr>
+                <w:rFonts w:ascii="Arial" w:hAnsi="Arial" w:cs="Arial"/>
+                <w:b/>
+                <w:sz w:val="18"/>
+                <w:szCs w:val="18"/>
+              </w:rPr>
+            </w:pPr>
+          </w:p>
+          <w:p>
+            <w:pPr>
+              <w:rPr>
+                <w:rFonts w:ascii="Arial" w:hAnsi="Arial" w:cs="Arial"/>
+                <w:b/>
+                <w:sz w:val="18"/>
+                <w:szCs w:val="18"/>
+              </w:rPr>
+            </w:pPr>
+            <w:r>
+              <w:rPr>
+                <w:rFonts w:ascii="Arial" w:hAnsi="Arial" w:cs="Arial"/>
+                <w:b/>
+                <w:sz w:val="18"/>
+                <w:szCs w:val="18"/>
+              </w:rPr>
+              <w:t xml:space="preserve">FORMA DE PAGO: </w:t>
             </w:r>
             <w:r>
               <w:rPr>
@@ -2751,11 +3159,163 @@
       </w:rPr>
     </w:lvl>
   </w:abstractNum>
+  <w:abstractNum w:abstractNumId="2" w15:restartNumberingAfterBreak="0">
+    <w:nsid w:val="62FA64F5"/>
+    <w:multiLevelType w:val="multilevel"/>
+    <w:tmpl w:val="997820FE"/>
+    <w:lvl w:ilvl="0">
+      <w:start w:val="1"/>
+      <w:numFmt w:val="bullet"/>
+      <w:lvlText w:val=""/>
+      <w:lvlJc w:val="left"/>
+      <w:pPr>
+        <w:tabs>
+          <w:tab w:val="num" w:pos="720"/>
+        </w:tabs>
+        <w:ind w:left="720" w:hanging="360"/>
+      </w:pPr>
+      <w:rPr>
+        <w:rFonts w:ascii="Symbol" w:hAnsi="Symbol" w:hint="default"/>
+        <w:sz w:val="20"/>
+      </w:rPr>
+    </w:lvl>
+    <w:lvl w:ilvl="1" w:tentative="1">
+      <w:start w:val="1"/>
+      <w:numFmt w:val="bullet"/>
+      <w:lvlText w:val=""/>
+      <w:lvlJc w:val="left"/>
+      <w:pPr>
+        <w:tabs>
+          <w:tab w:val="num" w:pos="1440"/>
+        </w:tabs>
+        <w:ind w:left="1440" w:hanging="360"/>
+      </w:pPr>
+      <w:rPr>
+        <w:rFonts w:ascii="Symbol" w:hAnsi="Symbol" w:hint="default"/>
+        <w:sz w:val="20"/>
+      </w:rPr>
+    </w:lvl>
+    <w:lvl w:ilvl="2" w:tentative="1">
+      <w:start w:val="1"/>
+      <w:numFmt w:val="bullet"/>
+      <w:lvlText w:val=""/>
+      <w:lvlJc w:val="left"/>
+      <w:pPr>
+        <w:tabs>
+          <w:tab w:val="num" w:pos="2160"/>
+        </w:tabs>
+        <w:ind w:left="2160" w:hanging="360"/>
+      </w:pPr>
+      <w:rPr>
+        <w:rFonts w:ascii="Symbol" w:hAnsi="Symbol" w:hint="default"/>
+        <w:sz w:val="20"/>
+      </w:rPr>
+    </w:lvl>
+    <w:lvl w:ilvl="3" w:tentative="1">
+      <w:start w:val="1"/>
+      <w:numFmt w:val="bullet"/>
+      <w:lvlText w:val=""/>
+      <w:lvlJc w:val="left"/>
+      <w:pPr>
+        <w:tabs>
+          <w:tab w:val="num" w:pos="2880"/>
+        </w:tabs>
+        <w:ind w:left="2880" w:hanging="360"/>
+      </w:pPr>
+      <w:rPr>
+        <w:rFonts w:ascii="Symbol" w:hAnsi="Symbol" w:hint="default"/>
+        <w:sz w:val="20"/>
+      </w:rPr>
+    </w:lvl>
+    <w:lvl w:ilvl="4" w:tentative="1">
+      <w:start w:val="1"/>
+      <w:numFmt w:val="bullet"/>
+      <w:lvlText w:val=""/>
+      <w:lvlJc w:val="left"/>
+      <w:pPr>
+        <w:tabs>
+          <w:tab w:val="num" w:pos="3600"/>
+        </w:tabs>
+        <w:ind w:left="3600" w:hanging="360"/>
+      </w:pPr>
+      <w:rPr>
+        <w:rFonts w:ascii="Symbol" w:hAnsi="Symbol" w:hint="default"/>
+        <w:sz w:val="20"/>
+      </w:rPr>
+    </w:lvl>
+    <w:lvl w:ilvl="5" w:tentative="1">
+      <w:start w:val="1"/>
+      <w:numFmt w:val="bullet"/>
+      <w:lvlText w:val=""/>
+      <w:lvlJc w:val="left"/>
+      <w:pPr>
+        <w:tabs>
+          <w:tab w:val="num" w:pos="4320"/>
+        </w:tabs>
+        <w:ind w:left="4320" w:hanging="360"/>
+      </w:pPr>
+      <w:rPr>
+        <w:rFonts w:ascii="Symbol" w:hAnsi="Symbol" w:hint="default"/>
+        <w:sz w:val="20"/>
+      </w:rPr>
+    </w:lvl>
+    <w:lvl w:ilvl="6" w:tentative="1">
+      <w:start w:val="1"/>
+      <w:numFmt w:val="bullet"/>
+      <w:lvlText w:val=""/>
+      <w:lvlJc w:val="left"/>
+      <w:pPr>
+        <w:tabs>
+          <w:tab w:val="num" w:pos="5040"/>
+        </w:tabs>
+        <w:ind w:left="5040" w:hanging="360"/>
+      </w:pPr>
+      <w:rPr>
+        <w:rFonts w:ascii="Symbol" w:hAnsi="Symbol" w:hint="default"/>
+        <w:sz w:val="20"/>
+      </w:rPr>
+    </w:lvl>
+    <w:lvl w:ilvl="7" w:tentative="1">
+      <w:start w:val="1"/>
+      <w:numFmt w:val="bullet"/>
+      <w:lvlText w:val=""/>
+      <w:lvlJc w:val="left"/>
+      <w:pPr>
+        <w:tabs>
+          <w:tab w:val="num" w:pos="5760"/>
+        </w:tabs>
+        <w:ind w:left="5760" w:hanging="360"/>
+      </w:pPr>
+      <w:rPr>
+        <w:rFonts w:ascii="Symbol" w:hAnsi="Symbol" w:hint="default"/>
+        <w:sz w:val="20"/>
+      </w:rPr>
+    </w:lvl>
+    <w:lvl w:ilvl="8" w:tentative="1">
+      <w:start w:val="1"/>
+      <w:numFmt w:val="bullet"/>
+      <w:lvlText w:val=""/>
+      <w:lvlJc w:val="left"/>
+      <w:pPr>
+        <w:tabs>
+          <w:tab w:val="num" w:pos="6480"/>
+        </w:tabs>
+        <w:ind w:left="6480" w:hanging="360"/>
+      </w:pPr>
+      <w:rPr>
+        <w:rFonts w:ascii="Symbol" w:hAnsi="Symbol" w:hint="default"/>
+        <w:sz w:val="20"/>
+      </w:rPr>
+    </w:lvl>
+  </w:abstractNum>
   <w:num w:numId="1" w16cid:durableId="332150539">
     <w:abstractNumId w:val="0"/>
   </w:num>
   <w:num w:numId="2" w16cid:durableId="1962611178">
     <w:abstractNumId w:val="1"/>
+  </w:num>
+  <w:num w:numId="3" w16cid:durableId="43067237">
+    <w:abstractNumId w:val="2"/>
   </w:num>
 </w:numbering>
 </file>
@@ -3359,7 +3919,6 @@
   <w:style w:type="character" w:default="1" w:styleId="Fuentedeprrafopredeter">
     <w:name w:val="Default Paragraph Font"/>
     <w:uiPriority w:val="1"/>
-    <w:semiHidden/>
     <w:unhideWhenUsed/>
   </w:style>
   <w:style w:type="table" w:default="1" w:styleId="Tablanormal">
